--- a/templates/t855fd04e1b4e.docx
+++ b/templates/t855fd04e1b4e.docx
@@ -3,9 +3,6 @@
 <w:document xmlns:wpc="http://schemas.microsoft.com/office/word/2010/wordprocessingCanvas" xmlns:cx="http://schemas.microsoft.com/office/drawing/2014/chartex" xmlns:mc="http://schemas.openxmlformats.org/markup-compatibility/2006" xmlns:o="urn:schemas-microsoft-com:office:office" xmlns:r="http://schemas.openxmlformats.org/officeDocument/2006/relationships" xmlns:m="http://schemas.openxmlformats.org/officeDocument/2006/math" xmlns:v="urn:schemas-microsoft-com:vml" xmlns:wp14="http://schemas.microsoft.com/office/word/2010/wordprocessingDrawing" xmlns:wp="http://schemas.openxmlformats.org/drawingml/2006/wordprocessingDrawing" xmlns:w10="urn:schemas-microsoft-com:office:word" xmlns:w="http://schemas.openxmlformats.org/wordprocessingml/2006/main" xmlns:w14="http://schemas.microsoft.com/office/word/2010/wordml" xmlns:w15="http://schemas.microsoft.com/office/word/2012/wordml" xmlns:w16se="http://schemas.microsoft.com/office/word/2015/wordml/symex" xmlns:wpg="http://schemas.microsoft.com/office/word/2010/wordprocessingGroup" xmlns:wpi="http://schemas.microsoft.com/office/word/2010/wordprocessingInk" xmlns:wne="http://schemas.microsoft.com/office/word/2006/wordml" xmlns:wps="http://schemas.microsoft.com/office/word/2010/wordprocessingShape" mc:Ignorable="w14 w15 w16se wp14">
   <w:body>
     <w:p>
-      <w:pPr>
-        <w:bidi/>
-      </w:pPr>
       <w:r>
         <w:rPr>
           <w:sz w:val="36"/>
@@ -15,15 +12,29 @@
       </w:r>
     </w:p>
     <w:p>
-      <w:pPr>
-        <w:bidi/>
-      </w:pPr>
       <w:r>
         <w:rPr>
           <w:sz w:val="36"/>
           <w:rtl/>
         </w:rPr>
-        <w:t xml:space="preserve">حضر وكيل </w:t>
+        <w:t>حضر</w:t>
+      </w:r>
+      <w:r>
+        <w:rPr>
+          <w:rFonts w:hint="cs"/>
+          <w:sz w:val="36"/>
+          <w:rtl/>
+        </w:rPr>
+        <w:t>44</w:t>
+      </w:r>
+      <w:bookmarkStart w:id="0" w:name="_GoBack"/>
+      <w:bookmarkEnd w:id="0"/>
+      <w:r>
+        <w:rPr>
+          <w:sz w:val="36"/>
+          <w:rtl/>
+        </w:rPr>
+        <w:t xml:space="preserve"> وكيل </w:t>
       </w:r>
       <w:r>
         <w:rPr>
@@ -58,9 +69,6 @@
       </w:r>
     </w:p>
     <w:p>
-      <w:pPr>
-        <w:bidi/>
-      </w:pPr>
       <w:r>
         <w:rPr>
           <w:sz w:val="36"/>
@@ -70,9 +78,6 @@
       </w:r>
     </w:p>
     <w:p>
-      <w:pPr>
-        <w:bidi/>
-      </w:pPr>
       <w:r>
         <w:rPr>
           <w:sz w:val="32"/>
@@ -96,15 +101,8 @@
         <w:t xml:space="preserve"> .</w:t>
       </w:r>
     </w:p>
-    <w:p>
-      <w:pPr>
-        <w:bidi/>
-      </w:pPr>
-    </w:p>
-    <w:p>
-      <w:pPr>
-        <w:bidi/>
-      </w:pPr>
+    <w:p/>
+    <w:p>
       <w:r>
         <w:rPr>
           <w:sz w:val="32"/>
@@ -160,9 +158,6 @@
       </w:r>
     </w:p>
     <w:p>
-      <w:pPr>
-        <w:bidi/>
-      </w:pPr>
       <w:r>
         <w:rPr>
           <w:sz w:val="32"/>
@@ -173,7 +168,6 @@
     </w:p>
     <w:p>
       <w:pPr>
-        <w:bidi/>
         <w:jc w:val="right"/>
       </w:pPr>
       <w:r>
@@ -186,7 +180,6 @@
     </w:p>
     <w:p>
       <w:pPr>
-        <w:bidi/>
         <w:jc w:val="right"/>
       </w:pPr>
       <w:r>
@@ -197,9 +190,6 @@
       </w:r>
     </w:p>
     <w:p>
-      <w:pPr>
-        <w:bidi/>
-      </w:pPr>
       <w:r>
         <w:rPr>
           <w:rtl/>
@@ -208,29 +198,47 @@
       </w:r>
     </w:p>
     <w:p>
-      <w:pPr>
-        <w:bidi/>
-      </w:pPr>
       <w:r>
         <w:rPr>
           <w:rtl/>
         </w:rPr>
         <w:tab/>
+      </w:r>
+      <w:r>
+        <w:rPr>
+          <w:rtl/>
+        </w:rPr>
         <w:tab/>
+      </w:r>
+      <w:r>
+        <w:rPr>
+          <w:rtl/>
+        </w:rPr>
         <w:tab/>
+      </w:r>
+      <w:r>
+        <w:rPr>
+          <w:rtl/>
+        </w:rPr>
         <w:tab/>
+      </w:r>
+      <w:r>
+        <w:rPr>
+          <w:rtl/>
+        </w:rPr>
         <w:tab/>
+      </w:r>
+      <w:r>
+        <w:rPr>
+          <w:rtl/>
+        </w:rPr>
         <w:tab/>
       </w:r>
     </w:p>
-    <w:p>
-      <w:pPr>
-        <w:bidi/>
-      </w:pPr>
-    </w:p>
+    <w:p/>
     <w:sectPr>
       <w:headerReference w:type="default" r:id="rId8"/>
-      <w:footerReference w:type="default" r:id="rId11"/>
+      <w:footerReference w:type="default" r:id="rId9"/>
       <w:pgSz w:w="11906" w:h="16838"/>
       <w:pgMar w:top="1440" w:right="1800" w:bottom="1440" w:left="1800" w:header="708" w:footer="708" w:gutter="0"/>
       <w:cols w:space="708"/>
@@ -268,12 +276,8 @@
 </file>
 
 <file path=word/footer1.xml><?xml version="1.0" encoding="utf-8"?>
-<w:ftr xmlns:m="http://schemas.openxmlformats.org/officeDocument/2006/math" xmlns:mc="http://schemas.openxmlformats.org/markup-compatibility/2006" xmlns:mo="http://schemas.microsoft.com/office/mac/office/2008/main" xmlns:mv="urn:schemas-microsoft-com:mac:vml" xmlns:o="urn:schemas-microsoft-com:office:office" xmlns:r="http://schemas.openxmlformats.org/officeDocument/2006/relationships" xmlns:v="urn:schemas-microsoft-com:vml" xmlns:w10="urn:schemas-microsoft-com:office:word" xmlns:w14="http://schemas.microsoft.com/office/word/2010/wordml" xmlns:w="http://schemas.openxmlformats.org/wordprocessingml/2006/main" xmlns:wne="http://schemas.microsoft.com/office/word/2006/wordml" xmlns:wp14="http://schemas.microsoft.com/office/word/2010/wordprocessingDrawing" xmlns:wp="http://schemas.openxmlformats.org/drawingml/2006/wordprocessingDrawing" xmlns:wpc="http://schemas.microsoft.com/office/word/2010/wordprocessingCanvas" xmlns:wpg="http://schemas.microsoft.com/office/word/2010/wordprocessingGroup" xmlns:wpi="http://schemas.microsoft.com/office/word/2010/wordprocessingInk" xmlns:wps="http://schemas.microsoft.com/office/word/2010/wordprocessingShape" mc:Ignorable="w14 wp14">
-  <w:p>
-    <w:pPr>
-      <w:bidi/>
-    </w:pPr>
-  </w:p>
+<w:ftr xmlns:wpc="http://schemas.microsoft.com/office/word/2010/wordprocessingCanvas" xmlns:cx="http://schemas.microsoft.com/office/drawing/2014/chartex" xmlns:mc="http://schemas.openxmlformats.org/markup-compatibility/2006" xmlns:o="urn:schemas-microsoft-com:office:office" xmlns:r="http://schemas.openxmlformats.org/officeDocument/2006/relationships" xmlns:m="http://schemas.openxmlformats.org/officeDocument/2006/math" xmlns:v="urn:schemas-microsoft-com:vml" xmlns:wp14="http://schemas.microsoft.com/office/word/2010/wordprocessingDrawing" xmlns:wp="http://schemas.openxmlformats.org/drawingml/2006/wordprocessingDrawing" xmlns:w10="urn:schemas-microsoft-com:office:word" xmlns:w="http://schemas.openxmlformats.org/wordprocessingml/2006/main" xmlns:w14="http://schemas.microsoft.com/office/word/2010/wordml" xmlns:w15="http://schemas.microsoft.com/office/word/2012/wordml" xmlns:w16se="http://schemas.microsoft.com/office/word/2015/wordml/symex" xmlns:wpg="http://schemas.microsoft.com/office/word/2010/wordprocessingGroup" xmlns:wpi="http://schemas.microsoft.com/office/word/2010/wordprocessingInk" xmlns:wne="http://schemas.microsoft.com/office/word/2006/wordml" xmlns:wps="http://schemas.microsoft.com/office/word/2010/wordprocessingShape" mc:Ignorable="w14 w15 w16se wp14">
+  <w:p/>
 </w:ftr>
 </file>
 
@@ -305,9 +309,6 @@
 <file path=word/header1.xml><?xml version="1.0" encoding="utf-8"?>
 <w:hdr xmlns:wpc="http://schemas.microsoft.com/office/word/2010/wordprocessingCanvas" xmlns:cx="http://schemas.microsoft.com/office/drawing/2014/chartex" xmlns:mc="http://schemas.openxmlformats.org/markup-compatibility/2006" xmlns:o="urn:schemas-microsoft-com:office:office" xmlns:r="http://schemas.openxmlformats.org/officeDocument/2006/relationships" xmlns:m="http://schemas.openxmlformats.org/officeDocument/2006/math" xmlns:v="urn:schemas-microsoft-com:vml" xmlns:wp14="http://schemas.microsoft.com/office/word/2010/wordprocessingDrawing" xmlns:wp="http://schemas.openxmlformats.org/drawingml/2006/wordprocessingDrawing" xmlns:w10="urn:schemas-microsoft-com:office:word" xmlns:w="http://schemas.openxmlformats.org/wordprocessingml/2006/main" xmlns:w14="http://schemas.microsoft.com/office/word/2010/wordml" xmlns:w15="http://schemas.microsoft.com/office/word/2012/wordml" xmlns:w16se="http://schemas.microsoft.com/office/word/2015/wordml/symex" xmlns:wpg="http://schemas.microsoft.com/office/word/2010/wordprocessingGroup" xmlns:wpi="http://schemas.microsoft.com/office/word/2010/wordprocessingInk" xmlns:wne="http://schemas.microsoft.com/office/word/2006/wordml" xmlns:wps="http://schemas.microsoft.com/office/word/2010/wordprocessingShape" mc:Ignorable="w14 w15 w16se wp14">
   <w:p>
-    <w:pPr>
-      <w:bidi/>
-    </w:pPr>
     <w:r>
       <w:rPr>
         <w:rtl/>
@@ -1212,7 +1213,7 @@
 </file>
 
 <file path=customXml/itemProps1.xml><?xml version="1.0" encoding="utf-8"?>
-<ds:datastoreItem xmlns:ds="http://schemas.openxmlformats.org/officeDocument/2006/customXml" ds:itemID="{7D364A0A-D8A8-42BF-A723-D22A8F91F86D}">
+<ds:datastoreItem xmlns:ds="http://schemas.openxmlformats.org/officeDocument/2006/customXml" ds:itemID="{32C97386-DE10-401F-B35F-AED6FE5249A5}">
   <ds:schemaRefs>
     <ds:schemaRef ds:uri="http://schemas.openxmlformats.org/officeDocument/2006/bibliography"/>
   </ds:schemaRefs>

--- a/templates/t855fd04e1b4e.docx
+++ b/templates/t855fd04e1b4e.docx
@@ -3,44 +3,198 @@
 <w:document xmlns:wpc="http://schemas.microsoft.com/office/word/2010/wordprocessingCanvas" xmlns:cx="http://schemas.microsoft.com/office/drawing/2014/chartex" xmlns:mc="http://schemas.openxmlformats.org/markup-compatibility/2006" xmlns:o="urn:schemas-microsoft-com:office:office" xmlns:r="http://schemas.openxmlformats.org/officeDocument/2006/relationships" xmlns:m="http://schemas.openxmlformats.org/officeDocument/2006/math" xmlns:v="urn:schemas-microsoft-com:vml" xmlns:wp14="http://schemas.microsoft.com/office/word/2010/wordprocessingDrawing" xmlns:wp="http://schemas.openxmlformats.org/drawingml/2006/wordprocessingDrawing" xmlns:w10="urn:schemas-microsoft-com:office:word" xmlns:w="http://schemas.openxmlformats.org/wordprocessingml/2006/main" xmlns:w14="http://schemas.microsoft.com/office/word/2010/wordml" xmlns:w15="http://schemas.microsoft.com/office/word/2012/wordml" xmlns:w16se="http://schemas.microsoft.com/office/word/2015/wordml/symex" xmlns:wpg="http://schemas.microsoft.com/office/word/2010/wordprocessingGroup" xmlns:wpi="http://schemas.microsoft.com/office/word/2010/wordprocessingInk" xmlns:wne="http://schemas.microsoft.com/office/word/2006/wordml" xmlns:wps="http://schemas.microsoft.com/office/word/2010/wordprocessingShape" mc:Ignorable="w14 w15 w16se wp14">
   <w:body>
     <w:p>
-      <w:r>
+      <w:pPr>
+        <w:spacing w:before="120" w:after="160"/>
+        <w:rPr>
+          <w:b/>
+          <w:bCs/>
+          <w:rtl/>
+        </w:rPr>
+      </w:pPr>
+      <w:r>
+        <w:rPr>
+          <w:rFonts w:hint="cs"/>
+          <w:b/>
+          <w:bCs/>
+        </w:rPr>
+        <w:t>{{</w:t>
+      </w:r>
+      <w:r>
+        <w:rPr>
+          <w:rFonts w:hint="cs"/>
+          <w:b/>
+          <w:bCs/>
+          <w:rtl/>
+        </w:rPr>
+        <w:t>التوريدات}</w:t>
+      </w:r>
+      <w:r>
+        <w:rPr>
+          <w:rFonts w:hint="cs"/>
+          <w:b/>
+          <w:bCs/>
+        </w:rPr>
+        <w:t>}</w:t>
+      </w:r>
+    </w:p>
+    <w:p>
+      <w:pPr>
         <w:rPr>
           <w:sz w:val="36"/>
-          <w:rtl/>
-        </w:rPr>
-        <w:t>{{ التوريدات }}</w:t>
-      </w:r>
-    </w:p>
-    <w:p>
-      <w:r>
-        <w:rPr>
-          <w:sz w:val="36"/>
-          <w:rtl/>
-        </w:rPr>
-        <w:t>حضر</w:t>
-      </w:r>
+          <w:szCs w:val="36"/>
+          <w:rtl/>
+          <w:lang w:bidi="ar-JO"/>
+        </w:rPr>
+      </w:pPr>
       <w:r>
         <w:rPr>
           <w:rFonts w:hint="cs"/>
           <w:sz w:val="36"/>
-          <w:rtl/>
-        </w:rPr>
-        <w:t>44</w:t>
-      </w:r>
+          <w:szCs w:val="36"/>
+          <w:rtl/>
+          <w:lang w:bidi="ar-JO"/>
+        </w:rPr>
+        <w:t xml:space="preserve">حضر وكيل </w:t>
+      </w:r>
+      <w:r>
+        <w:rPr>
+          <w:b/>
+          <w:bCs/>
+          <w:sz w:val="32"/>
+          <w:szCs w:val="32"/>
+        </w:rPr>
+        <w:t xml:space="preserve">{{ </w:t>
+      </w:r>
+      <w:r>
+        <w:rPr>
+          <w:b/>
+          <w:bCs/>
+          <w:sz w:val="28"/>
+          <w:szCs w:val="28"/>
+        </w:rPr>
+        <w:t>UI_APP</w:t>
+      </w:r>
+      <w:r>
+        <w:rPr>
+          <w:b/>
+          <w:bCs/>
+          <w:sz w:val="32"/>
+          <w:szCs w:val="32"/>
+        </w:rPr>
+        <w:t xml:space="preserve"> }}</w:t>
+      </w:r>
+      <w:r>
+        <w:rPr>
+          <w:rFonts w:hint="cs"/>
+          <w:sz w:val="36"/>
+          <w:szCs w:val="36"/>
+          <w:rtl/>
+          <w:lang w:bidi="ar-JO"/>
+        </w:rPr>
+        <w:t xml:space="preserve"> </w:t>
+      </w:r>
+      <w:r>
+        <w:rPr>
+          <w:rFonts w:hint="cs"/>
+          <w:sz w:val="36"/>
+          <w:szCs w:val="36"/>
+          <w:rtl/>
+          <w:lang w:bidi="ar-JO"/>
+        </w:rPr>
+        <w:t>و قال :</w:t>
+      </w:r>
+    </w:p>
+    <w:p>
+      <w:pPr>
+        <w:rPr>
+          <w:sz w:val="36"/>
+          <w:szCs w:val="36"/>
+          <w:rtl/>
+        </w:rPr>
+      </w:pPr>
       <w:bookmarkStart w:id="0" w:name="_GoBack"/>
-      <w:bookmarkEnd w:id="0"/>
-      <w:r>
-        <w:rPr>
+      <w:r>
+        <w:rPr>
+          <w:rFonts w:hint="cs"/>
           <w:sz w:val="36"/>
-          <w:rtl/>
-        </w:rPr>
-        <w:t xml:space="preserve"> وكيل </w:t>
+          <w:szCs w:val="36"/>
+          <w:rtl/>
+        </w:rPr>
+        <w:t>التمس رد المبالغ المدفوعة على حساب الدعوى التنفيذية حسب الاصول</w:t>
+      </w:r>
+      <w:r>
+        <w:rPr>
+          <w:rFonts w:hint="cs"/>
+          <w:sz w:val="36"/>
+          <w:szCs w:val="36"/>
+          <w:rtl/>
+          <w:lang w:bidi="ar-JO"/>
+        </w:rPr>
+        <w:t xml:space="preserve"> و عليه ترفع الاوراق لرئاسة التنفيذ للاطلاع .</w:t>
+      </w:r>
+    </w:p>
+    <w:bookmarkEnd w:id="0"/>
+    <w:p>
+      <w:pPr>
+        <w:rPr>
+          <w:sz w:val="32"/>
+          <w:szCs w:val="32"/>
+          <w:rtl/>
+          <w:lang w:bidi="ar-JO"/>
+        </w:rPr>
+      </w:pPr>
+      <w:r>
+        <w:rPr>
+          <w:rFonts w:hint="cs"/>
+          <w:sz w:val="32"/>
+          <w:szCs w:val="32"/>
+          <w:rtl/>
+          <w:lang w:bidi="ar-JO"/>
+        </w:rPr>
+        <w:t xml:space="preserve">, تحريرا في </w:t>
       </w:r>
       <w:r>
         <w:rPr>
           <w:b/>
-          <w:sz w:val="32"/>
-          <w:rtl/>
+          <w:bCs/>
+          <w:sz w:val="32"/>
+          <w:szCs w:val="32"/>
+        </w:rPr>
+        <w:t>{{ TODAY_DATE }}</w:t>
+      </w:r>
+      <w:r>
+        <w:rPr>
+          <w:rFonts w:hint="cs"/>
+          <w:sz w:val="32"/>
+          <w:szCs w:val="32"/>
+          <w:rtl/>
+          <w:lang w:bidi="ar-JO"/>
+        </w:rPr>
+        <w:t xml:space="preserve"> .</w:t>
+      </w:r>
+    </w:p>
+    <w:p>
+      <w:pPr>
+        <w:rPr>
+          <w:sz w:val="32"/>
+          <w:szCs w:val="32"/>
+          <w:rtl/>
+          <w:lang w:bidi="ar-JO"/>
+        </w:rPr>
+      </w:pPr>
+    </w:p>
+    <w:p>
+      <w:r>
+        <w:rPr>
+          <w:sz w:val="32"/>
+          <w:rtl/>
+        </w:rPr>
+        <w:t xml:space="preserve">وكيل </w:t>
+      </w:r>
+      <w:r>
+        <w:rPr>
+          <w:b/>
+          <w:sz w:val="32"/>
         </w:rPr>
         <w:t xml:space="preserve">{{ </w:t>
       </w:r>
@@ -48,7 +202,6 @@
         <w:rPr>
           <w:b/>
           <w:sz w:val="28"/>
-          <w:rtl/>
         </w:rPr>
         <w:t>UI_APP</w:t>
       </w:r>
@@ -56,189 +209,184 @@
         <w:rPr>
           <w:b/>
           <w:sz w:val="32"/>
-          <w:rtl/>
         </w:rPr>
         <w:t xml:space="preserve"> }}</w:t>
       </w:r>
       <w:r>
         <w:rPr>
-          <w:sz w:val="36"/>
-          <w:rtl/>
-        </w:rPr>
-        <w:t xml:space="preserve"> و قال :</w:t>
-      </w:r>
-    </w:p>
-    <w:p>
-      <w:r>
-        <w:rPr>
-          <w:sz w:val="36"/>
-          <w:rtl/>
-        </w:rPr>
-        <w:t>التمس رد المبالغ المدفوعة على حساب الدعوى التنفيذية حسب الاصول و عليه ترفع الاوراق لرئاسة التنفيذ للاطلاع .</w:t>
-      </w:r>
-    </w:p>
-    <w:p>
-      <w:r>
-        <w:rPr>
-          <w:sz w:val="32"/>
-          <w:rtl/>
-        </w:rPr>
-        <w:t xml:space="preserve">, تحريرا في </w:t>
-      </w:r>
-      <w:r>
-        <w:rPr>
-          <w:b/>
-          <w:sz w:val="32"/>
-          <w:rtl/>
-        </w:rPr>
-        <w:t>{{ TODAY_DATE }}</w:t>
-      </w:r>
-      <w:r>
-        <w:rPr>
-          <w:sz w:val="32"/>
-          <w:rtl/>
-        </w:rPr>
-        <w:t xml:space="preserve"> .</w:t>
-      </w:r>
-    </w:p>
-    <w:p/>
-    <w:p>
-      <w:r>
-        <w:rPr>
-          <w:sz w:val="32"/>
-          <w:rtl/>
-        </w:rPr>
-        <w:t xml:space="preserve">وكيل </w:t>
-      </w:r>
-      <w:r>
-        <w:rPr>
-          <w:b/>
-          <w:sz w:val="32"/>
-          <w:rtl/>
+          <w:sz w:val="32"/>
+          <w:rtl/>
+        </w:rPr>
+        <w:t xml:space="preserve">                                             مامور التنفيذ</w:t>
+      </w:r>
+    </w:p>
+    <w:p>
+      <w:pPr>
+        <w:rPr>
+          <w:sz w:val="32"/>
+          <w:szCs w:val="32"/>
+          <w:rtl/>
+          <w:lang w:bidi="ar-JO"/>
+        </w:rPr>
+      </w:pPr>
+      <w:r>
+        <w:rPr>
+          <w:rFonts w:hint="cs"/>
+          <w:sz w:val="32"/>
+          <w:szCs w:val="32"/>
+          <w:rtl/>
+          <w:lang w:bidi="ar-JO"/>
+        </w:rPr>
+        <w:t xml:space="preserve">المحامي </w:t>
+      </w:r>
+      <w:r>
+        <w:rPr>
+          <w:rFonts w:cs="Arial"/>
+          <w:sz w:val="32"/>
+          <w:szCs w:val="32"/>
+          <w:rtl/>
+          <w:lang w:bidi="ar-JO"/>
         </w:rPr>
         <w:t xml:space="preserve">{{ </w:t>
       </w:r>
       <w:r>
         <w:rPr>
-          <w:b/>
-          <w:sz w:val="28"/>
-          <w:rtl/>
-        </w:rPr>
-        <w:t>UI_APP</w:t>
-      </w:r>
-      <w:r>
-        <w:rPr>
-          <w:b/>
-          <w:sz w:val="32"/>
-          <w:rtl/>
+          <w:sz w:val="32"/>
+          <w:szCs w:val="32"/>
+          <w:lang w:bidi="ar-JO"/>
+        </w:rPr>
+        <w:t>AGENT_NAME }}</w:t>
+      </w:r>
+    </w:p>
+    <w:p>
+      <w:pPr>
+        <w:tabs>
+          <w:tab w:val="left" w:pos="1421"/>
+        </w:tabs>
+        <w:rPr>
+          <w:sz w:val="32"/>
+          <w:szCs w:val="32"/>
+          <w:rtl/>
+          <w:lang w:bidi="ar-JO"/>
+        </w:rPr>
+      </w:pPr>
+      <w:r>
+        <w:rPr>
+          <w:sz w:val="32"/>
+          <w:szCs w:val="32"/>
+        </w:rPr>
+        <w:t>{</w:t>
+      </w:r>
+      <w:proofErr w:type="gramStart"/>
+      <w:r>
+        <w:rPr>
+          <w:sz w:val="32"/>
+          <w:szCs w:val="32"/>
+        </w:rPr>
+        <w:t>{ SIGNATURE</w:t>
+      </w:r>
+      <w:proofErr w:type="gramEnd"/>
+      <w:r>
+        <w:rPr>
+          <w:sz w:val="32"/>
+          <w:szCs w:val="32"/>
         </w:rPr>
         <w:t xml:space="preserve"> }}</w:t>
       </w:r>
-      <w:r>
-        <w:rPr>
-          <w:sz w:val="32"/>
-          <w:rtl/>
-        </w:rPr>
-        <w:t xml:space="preserve"> </w:t>
-      </w:r>
-      <w:r>
-        <w:rPr>
-          <w:color w:val="FFFFFF"/>
-          <w:sz w:val="32"/>
-          <w:rtl/>
-        </w:rPr>
-        <w:t>.......................................</w:t>
-      </w:r>
-      <w:r>
-        <w:rPr>
-          <w:sz w:val="32"/>
-          <w:rtl/>
-        </w:rPr>
-        <w:t>مامور التنفيذ</w:t>
-      </w:r>
-    </w:p>
-    <w:p>
-      <w:r>
-        <w:rPr>
-          <w:sz w:val="32"/>
-          <w:rtl/>
-        </w:rPr>
-        <w:t>المحامي {{ AGENT_NAME }}</w:t>
-      </w:r>
-    </w:p>
-    <w:p>
-      <w:pPr>
+    </w:p>
+    <w:p>
+      <w:pPr>
+        <w:rPr>
+          <w:rtl/>
+          <w:lang w:bidi="ar-JO"/>
+        </w:rPr>
+      </w:pPr>
+      <w:r>
+        <w:t>{{STAMP}}</w:t>
+      </w:r>
+    </w:p>
+    <w:p>
+      <w:pPr>
+        <w:tabs>
+          <w:tab w:val="left" w:pos="1421"/>
+        </w:tabs>
         <w:jc w:val="right"/>
-      </w:pPr>
-      <w:r>
-        <w:rPr>
-          <w:sz w:val="32"/>
-          <w:rtl/>
-        </w:rPr>
-        <w:t>{{ SIGNATURE }}</w:t>
-      </w:r>
-    </w:p>
-    <w:p>
-      <w:pPr>
-        <w:jc w:val="right"/>
-      </w:pPr>
-      <w:r>
-        <w:rPr>
-          <w:rtl/>
-        </w:rPr>
-        <w:t>{{STAMP}}</w:t>
-      </w:r>
-    </w:p>
-    <w:p>
-      <w:r>
-        <w:rPr>
-          <w:rtl/>
+        <w:rPr>
+          <w:rtl/>
+          <w:lang w:bidi="ar-JO"/>
+        </w:rPr>
+      </w:pPr>
+      <w:r>
+        <w:rPr>
+          <w:rtl/>
+          <w:lang w:bidi="ar-JO"/>
         </w:rPr>
         <w:tab/>
       </w:r>
     </w:p>
     <w:p>
-      <w:r>
-        <w:rPr>
-          <w:rtl/>
+      <w:pPr>
+        <w:tabs>
+          <w:tab w:val="left" w:pos="1421"/>
+        </w:tabs>
+        <w:rPr>
+          <w:rtl/>
+          <w:lang w:bidi="ar-JO"/>
+        </w:rPr>
+      </w:pPr>
+      <w:r>
+        <w:rPr>
+          <w:rtl/>
+          <w:lang w:bidi="ar-JO"/>
         </w:rPr>
         <w:tab/>
       </w:r>
       <w:r>
         <w:rPr>
           <w:rtl/>
+          <w:lang w:bidi="ar-JO"/>
         </w:rPr>
         <w:tab/>
       </w:r>
       <w:r>
         <w:rPr>
           <w:rtl/>
+          <w:lang w:bidi="ar-JO"/>
         </w:rPr>
         <w:tab/>
       </w:r>
       <w:r>
         <w:rPr>
           <w:rtl/>
+          <w:lang w:bidi="ar-JO"/>
         </w:rPr>
         <w:tab/>
       </w:r>
       <w:r>
         <w:rPr>
           <w:rtl/>
+          <w:lang w:bidi="ar-JO"/>
         </w:rPr>
         <w:tab/>
       </w:r>
       <w:r>
         <w:rPr>
           <w:rtl/>
+          <w:lang w:bidi="ar-JO"/>
         </w:rPr>
         <w:tab/>
       </w:r>
     </w:p>
-    <w:p/>
+    <w:p>
+      <w:pPr>
+        <w:rPr>
+          <w:lang w:bidi="ar-JO"/>
+        </w:rPr>
+      </w:pPr>
+    </w:p>
     <w:sectPr>
-      <w:headerReference w:type="default" r:id="rId8"/>
-      <w:footerReference w:type="default" r:id="rId9"/>
+      <w:headerReference w:type="default" r:id="rId7"/>
+      <w:footerReference w:type="default" r:id="rId8"/>
       <w:pgSz w:w="11906" w:h="16838"/>
       <w:pgMar w:top="1440" w:right="1800" w:bottom="1440" w:left="1800" w:header="708" w:footer="708" w:gutter="0"/>
       <w:cols w:space="708"/>
@@ -277,7 +425,11 @@
 
 <file path=word/footer1.xml><?xml version="1.0" encoding="utf-8"?>
 <w:ftr xmlns:wpc="http://schemas.microsoft.com/office/word/2010/wordprocessingCanvas" xmlns:cx="http://schemas.microsoft.com/office/drawing/2014/chartex" xmlns:mc="http://schemas.openxmlformats.org/markup-compatibility/2006" xmlns:o="urn:schemas-microsoft-com:office:office" xmlns:r="http://schemas.openxmlformats.org/officeDocument/2006/relationships" xmlns:m="http://schemas.openxmlformats.org/officeDocument/2006/math" xmlns:v="urn:schemas-microsoft-com:vml" xmlns:wp14="http://schemas.microsoft.com/office/word/2010/wordprocessingDrawing" xmlns:wp="http://schemas.openxmlformats.org/drawingml/2006/wordprocessingDrawing" xmlns:w10="urn:schemas-microsoft-com:office:word" xmlns:w="http://schemas.openxmlformats.org/wordprocessingml/2006/main" xmlns:w14="http://schemas.microsoft.com/office/word/2010/wordml" xmlns:w15="http://schemas.microsoft.com/office/word/2012/wordml" xmlns:w16se="http://schemas.microsoft.com/office/word/2015/wordml/symex" xmlns:wpg="http://schemas.microsoft.com/office/word/2010/wordprocessingGroup" xmlns:wpi="http://schemas.microsoft.com/office/word/2010/wordprocessingInk" xmlns:wne="http://schemas.microsoft.com/office/word/2006/wordml" xmlns:wps="http://schemas.microsoft.com/office/word/2010/wordprocessingShape" mc:Ignorable="w14 w15 w16se wp14">
-  <w:p/>
+  <w:p>
+    <w:pPr>
+      <w:pStyle w:val="Footer"/>
+    </w:pPr>
+  </w:p>
 </w:ftr>
 </file>
 
@@ -309,24 +461,101 @@
 <file path=word/header1.xml><?xml version="1.0" encoding="utf-8"?>
 <w:hdr xmlns:wpc="http://schemas.microsoft.com/office/word/2010/wordprocessingCanvas" xmlns:cx="http://schemas.microsoft.com/office/drawing/2014/chartex" xmlns:mc="http://schemas.openxmlformats.org/markup-compatibility/2006" xmlns:o="urn:schemas-microsoft-com:office:office" xmlns:r="http://schemas.openxmlformats.org/officeDocument/2006/relationships" xmlns:m="http://schemas.openxmlformats.org/officeDocument/2006/math" xmlns:v="urn:schemas-microsoft-com:vml" xmlns:wp14="http://schemas.microsoft.com/office/word/2010/wordprocessingDrawing" xmlns:wp="http://schemas.openxmlformats.org/drawingml/2006/wordprocessingDrawing" xmlns:w10="urn:schemas-microsoft-com:office:word" xmlns:w="http://schemas.openxmlformats.org/wordprocessingml/2006/main" xmlns:w14="http://schemas.microsoft.com/office/word/2010/wordml" xmlns:w15="http://schemas.microsoft.com/office/word/2012/wordml" xmlns:w16se="http://schemas.microsoft.com/office/word/2015/wordml/symex" xmlns:wpg="http://schemas.microsoft.com/office/word/2010/wordprocessingGroup" xmlns:wpi="http://schemas.microsoft.com/office/word/2010/wordprocessingInk" xmlns:wne="http://schemas.microsoft.com/office/word/2006/wordml" xmlns:wps="http://schemas.microsoft.com/office/word/2010/wordprocessingShape" mc:Ignorable="w14 w15 w16se wp14">
   <w:p>
+    <w:pPr>
+      <w:pStyle w:val="Header"/>
+      <w:rPr>
+        <w:rFonts w:cs="Arial"/>
+        <w:b/>
+        <w:bCs/>
+        <w:sz w:val="24"/>
+        <w:szCs w:val="24"/>
+        <w:rtl/>
+        <w:lang w:bidi="ar-JO"/>
+      </w:rPr>
+    </w:pPr>
     <w:r>
       <w:rPr>
+        <w:rFonts w:hint="cs"/>
+        <w:b/>
+        <w:bCs/>
+        <w:sz w:val="18"/>
+        <w:szCs w:val="18"/>
         <w:rtl/>
+        <w:lang w:bidi="ar-JO"/>
       </w:rPr>
-      <w:t>رقم الدعوى{{رقم_القضية}}</w:t>
+      <w:t>رقم القضية</w:t>
     </w:r>
     <w:r>
       <w:rPr>
-        <w:color w:val="F0F0F0"/>
-        <w:rtl/>
+        <w:b/>
+        <w:bCs/>
+        <w:sz w:val="18"/>
+        <w:szCs w:val="18"/>
+        <w:lang w:bidi="ar-JO"/>
       </w:rPr>
-      <w:t>...........................................</w:t>
+      <w:t xml:space="preserve"> </w:t>
     </w:r>
     <w:r>
       <w:rPr>
+        <w:b/>
+        <w:bCs/>
+      </w:rPr>
+      <w:t>{{</w:t>
+    </w:r>
+    <w:r>
+      <w:rPr>
+        <w:rFonts w:hint="cs"/>
+        <w:b/>
+        <w:bCs/>
         <w:rtl/>
       </w:rPr>
-      <w:t>مابعد</w:t>
+      <w:t xml:space="preserve">رقم_القضية </w:t>
+    </w:r>
+    <w:r>
+      <w:rPr>
+        <w:b/>
+        <w:bCs/>
+      </w:rPr>
+      <w:t>}}</w:t>
+    </w:r>
+    <w:r>
+      <w:rPr>
+        <w:rFonts w:hint="cs"/>
+        <w:b/>
+        <w:bCs/>
+        <w:rtl/>
+      </w:rPr>
+      <w:t xml:space="preserve">   </w:t>
+    </w:r>
+    <w:r>
+      <w:rPr>
+        <w:rFonts w:hint="cs"/>
+        <w:b/>
+        <w:bCs/>
+        <w:rtl/>
+      </w:rPr>
+      <w:t xml:space="preserve">                         </w:t>
+    </w:r>
+    <w:r>
+      <w:rPr>
+        <w:rFonts w:hint="cs"/>
+        <w:b/>
+        <w:bCs/>
+        <w:rtl/>
+      </w:rPr>
+      <w:t xml:space="preserve">   </w:t>
+    </w:r>
+    <w:r>
+      <w:rPr>
+        <w:rFonts w:hint="cs"/>
+        <w:b/>
+        <w:bCs/>
+        <w:sz w:val="24"/>
+        <w:szCs w:val="24"/>
+        <w:rtl/>
+        <w:lang w:bidi="ar-JO"/>
+      </w:rPr>
+      <w:t>ما بعد</w:t>
     </w:r>
   </w:p>
 </w:hdr>
@@ -1206,16 +1435,4 @@
     </a:ext>
   </a:extLst>
 </a:theme>
-</file>
-
-<file path=customXml/item1.xml><?xml version="1.0" encoding="utf-8"?>
-<b:Sources xmlns:b="http://schemas.openxmlformats.org/officeDocument/2006/bibliography" xmlns="http://schemas.openxmlformats.org/officeDocument/2006/bibliography" SelectedStyle="\APASixthEditionOfficeOnline.xsl" StyleName="APA" Version="6"/>
-</file>
-
-<file path=customXml/itemProps1.xml><?xml version="1.0" encoding="utf-8"?>
-<ds:datastoreItem xmlns:ds="http://schemas.openxmlformats.org/officeDocument/2006/customXml" ds:itemID="{32C97386-DE10-401F-B35F-AED6FE5249A5}">
-  <ds:schemaRefs>
-    <ds:schemaRef ds:uri="http://schemas.openxmlformats.org/officeDocument/2006/bibliography"/>
-  </ds:schemaRefs>
-</ds:datastoreItem>
 </file>
--- a/templates/t855fd04e1b4e.docx
+++ b/templates/t855fd04e1b4e.docx
@@ -112,7 +112,6 @@
           <w:rtl/>
         </w:rPr>
       </w:pPr>
-      <w:bookmarkStart w:id="0" w:name="_GoBack"/>
       <w:r>
         <w:rPr>
           <w:rFonts w:hint="cs"/>
@@ -130,10 +129,29 @@
           <w:rtl/>
           <w:lang w:bidi="ar-JO"/>
         </w:rPr>
-        <w:t xml:space="preserve"> و عليه ترفع الاوراق لرئاسة التنفيذ للاطلاع .</w:t>
-      </w:r>
-    </w:p>
-    <w:bookmarkEnd w:id="0"/>
+        <w:t xml:space="preserve"> و عليه ترفع</w:t>
+      </w:r>
+      <w:r>
+        <w:rPr>
+          <w:sz w:val="36"/>
+          <w:szCs w:val="36"/>
+          <w:lang w:bidi="ar-JO"/>
+        </w:rPr>
+        <w:t>uuuuuuuu</w:t>
+      </w:r>
+      <w:bookmarkStart w:id="0" w:name="_GoBack"/>
+      <w:bookmarkEnd w:id="0"/>
+      <w:r>
+        <w:rPr>
+          <w:rFonts w:hint="cs"/>
+          <w:sz w:val="36"/>
+          <w:szCs w:val="36"/>
+          <w:rtl/>
+          <w:lang w:bidi="ar-JO"/>
+        </w:rPr>
+        <w:t xml:space="preserve"> الاوراق لرئاسة التنفيذ للاطلاع .</w:t>
+      </w:r>
+    </w:p>
     <w:p>
       <w:pPr>
         <w:rPr>

--- a/templates/t855fd04e1b4e.docx
+++ b/templates/t855fd04e1b4e.docx
@@ -130,14 +130,6 @@
           <w:lang w:bidi="ar-JO"/>
         </w:rPr>
         <w:t xml:space="preserve"> و عليه ترفع</w:t>
-      </w:r>
-      <w:r>
-        <w:rPr>
-          <w:sz w:val="36"/>
-          <w:szCs w:val="36"/>
-          <w:lang w:bidi="ar-JO"/>
-        </w:rPr>
-        <w:t>uuuuuuuu</w:t>
       </w:r>
       <w:bookmarkStart w:id="0" w:name="_GoBack"/>
       <w:bookmarkEnd w:id="0"/>
